--- a/Shadowstrike/Storyboard_Beispiel_pygame.docx
+++ b/Shadowstrike/Storyboard_Beispiel_pygame.docx
@@ -48,14 +48,12 @@
         </w:rPr>
         <w:t xml:space="preserve"> </w:t>
       </w:r>
-      <w:proofErr w:type="spellStart"/>
       <w:r>
         <w:rPr>
           <w:lang w:val="de-CH"/>
         </w:rPr>
         <w:t>Shadowstrike</w:t>
       </w:r>
-      <w:proofErr w:type="spellEnd"/>
     </w:p>
     <w:p>
       <w:pPr>
@@ -215,21 +213,7 @@
         <w:rPr>
           <w:lang w:val="de-CH"/>
         </w:rPr>
-        <w:t xml:space="preserve"> Die Verteidigungseinheit ist </w:t>
-      </w:r>
-      <w:proofErr w:type="gramStart"/>
-      <w:r>
-        <w:rPr>
-          <w:lang w:val="de-CH"/>
-        </w:rPr>
-        <w:t>fest montiert</w:t>
-      </w:r>
-      <w:proofErr w:type="gramEnd"/>
-      <w:r>
-        <w:rPr>
-          <w:lang w:val="de-CH"/>
-        </w:rPr>
-        <w:t>, kann aber durch Halten der 'D'-Taste eine volle 360-Grad-Drehung vollziehen, um herannahende Ziele zu erfassen.</w:t>
+        <w:t xml:space="preserve"> Die Verteidigungseinheit ist fest montiert, kann aber durch Halten der 'D'-Taste eine volle 360-Grad-Drehung vollziehen, um herannahende Ziele zu erfassen.</w:t>
       </w:r>
     </w:p>
     <w:p>
@@ -315,41 +299,13 @@
           <w:lang w:val="de-CH"/>
         </w:rPr>
       </w:pPr>
-      <w:proofErr w:type="spellStart"/>
       <w:r>
         <w:rPr>
           <w:b/>
           <w:bCs/>
           <w:lang w:val="de-CH"/>
         </w:rPr>
-        <w:t>Tactical</w:t>
-      </w:r>
-      <w:proofErr w:type="spellEnd"/>
-      <w:r>
-        <w:rPr>
-          <w:b/>
-          <w:bCs/>
-          <w:lang w:val="de-CH"/>
-        </w:rPr>
-        <w:t xml:space="preserve"> </w:t>
-      </w:r>
-      <w:proofErr w:type="spellStart"/>
-      <w:r>
-        <w:rPr>
-          <w:b/>
-          <w:bCs/>
-          <w:lang w:val="de-CH"/>
-        </w:rPr>
-        <w:t>Cooldown</w:t>
-      </w:r>
-      <w:proofErr w:type="spellEnd"/>
-      <w:r>
-        <w:rPr>
-          <w:b/>
-          <w:bCs/>
-          <w:lang w:val="de-CH"/>
-        </w:rPr>
-        <w:t xml:space="preserve">: </w:t>
+        <w:t xml:space="preserve">Tactical Cooldown: </w:t>
       </w:r>
       <w:r>
         <w:rPr>
@@ -428,21 +384,7 @@
         <w:rPr>
           <w:lang w:val="de-CH"/>
         </w:rPr>
-        <w:t xml:space="preserve">Die </w:t>
-      </w:r>
-      <w:proofErr w:type="spellStart"/>
-      <w:r>
-        <w:rPr>
-          <w:lang w:val="de-CH"/>
-        </w:rPr>
-        <w:t>Map</w:t>
-      </w:r>
-      <w:proofErr w:type="spellEnd"/>
-      <w:r>
-        <w:rPr>
-          <w:lang w:val="de-CH"/>
-        </w:rPr>
-        <w:t xml:space="preserve"> ist begrenzt (Wand-Kollision), und jede Berührung durch einen Gegner führt zum sofortigen Game Over.</w:t>
+        <w:t>Die Map ist begrenzt (Wand-Kollision), und jede Berührung durch einen Gegner führt zum sofortigen Game Over.</w:t>
       </w:r>
     </w:p>
     <w:p>
@@ -562,21 +504,7 @@
         <w:rPr>
           <w:lang w:val="de-CH"/>
         </w:rPr>
-        <w:t xml:space="preserve"> Wenn A oder D gedrückt </w:t>
-      </w:r>
-      <w:proofErr w:type="gramStart"/>
-      <w:r>
-        <w:rPr>
-          <w:lang w:val="de-CH"/>
-        </w:rPr>
-        <w:t>bleibt</w:t>
-      </w:r>
-      <w:proofErr w:type="gramEnd"/>
-      <w:r>
-        <w:rPr>
-          <w:lang w:val="de-CH"/>
-        </w:rPr>
-        <w:t xml:space="preserve"> bewegt er sich im kreis</w:t>
+        <w:t xml:space="preserve"> Wenn A oder D gedrückt bleibt bewegt er sich im kreis</w:t>
       </w:r>
     </w:p>
     <w:p>
@@ -622,57 +550,27 @@
     </w:p>
     <w:p>
       <w:pPr>
-        <w:rPr>
-          <w:lang w:val="de-CH"/>
-        </w:rPr>
-      </w:pPr>
-      <w:r>
-        <w:rPr>
-          <w:lang w:val="de-CH"/>
-        </w:rPr>
-        <w:t xml:space="preserve">Libraries: </w:t>
-      </w:r>
-      <w:r>
-        <w:rPr>
-          <w:lang w:val="de-CH"/>
-        </w:rPr>
-        <w:t xml:space="preserve">Es müssen keine zusätzlichen Libraries </w:t>
-      </w:r>
-      <w:r>
-        <w:rPr>
-          <w:lang w:val="de-CH"/>
-        </w:rPr>
-        <w:t>installiert</w:t>
-      </w:r>
-      <w:r>
-        <w:rPr>
-          <w:lang w:val="de-CH"/>
-        </w:rPr>
-        <w:t xml:space="preserve"> werden. </w:t>
+        <w:pStyle w:val="berschrift2"/>
+        <w:rPr>
+          <w:lang w:val="de-CH"/>
+        </w:rPr>
+      </w:pPr>
+      <w:r>
+        <w:rPr>
+          <w:lang w:val="de-CH"/>
+        </w:rPr>
+        <w:t>Storyboard</w:t>
       </w:r>
     </w:p>
     <w:p>
       <w:pPr>
-        <w:pStyle w:val="berschrift2"/>
-        <w:rPr>
-          <w:lang w:val="de-CH"/>
-        </w:rPr>
-      </w:pPr>
-      <w:r>
-        <w:rPr>
-          <w:lang w:val="de-CH"/>
-        </w:rPr>
-        <w:t>Storyboard</w:t>
-      </w:r>
-    </w:p>
-    <w:p>
-      <w:pPr>
-        <w:rPr>
-          <w:lang w:val="de-CH"/>
-        </w:rPr>
-      </w:pPr>
-      <w:r>
-        <w:rPr>
+        <w:rPr>
+          <w:lang w:val="de-CH"/>
+        </w:rPr>
+      </w:pPr>
+      <w:r>
+        <w:rPr>
+          <w:noProof/>
           <w:lang w:val="de-CH"/>
         </w:rPr>
         <w:drawing>
@@ -967,19 +865,11 @@
                 <w:lang w:val="de-CH"/>
               </w:rPr>
             </w:pPr>
-            <w:proofErr w:type="spellStart"/>
-            <w:r>
-              <w:rPr>
-                <w:lang w:val="de-CH"/>
-              </w:rPr>
-              <w:t>Map</w:t>
-            </w:r>
-            <w:proofErr w:type="spellEnd"/>
-            <w:r>
-              <w:rPr>
-                <w:lang w:val="de-CH"/>
-              </w:rPr>
-              <w:t xml:space="preserve"> &amp; Border</w:t>
+            <w:r>
+              <w:rPr>
+                <w:lang w:val="de-CH"/>
+              </w:rPr>
+              <w:t>Map &amp; Border</w:t>
             </w:r>
           </w:p>
         </w:tc>
@@ -1048,16 +938,8 @@
               <w:rPr>
                 <w:lang w:val="de-CH"/>
               </w:rPr>
-              <w:t xml:space="preserve"> Sehr </w:t>
-            </w:r>
-            <w:proofErr w:type="gramStart"/>
-            <w:r>
-              <w:rPr>
-                <w:lang w:val="de-CH"/>
-              </w:rPr>
-              <w:t>Hoch</w:t>
-            </w:r>
-            <w:proofErr w:type="gramEnd"/>
+              <w:t xml:space="preserve"> Sehr Hoch</w:t>
+            </w:r>
           </w:p>
         </w:tc>
       </w:tr>
@@ -1203,16 +1085,8 @@
               <w:rPr>
                 <w:lang w:val="de-CH"/>
               </w:rPr>
-              <w:t xml:space="preserve"> Sehr </w:t>
-            </w:r>
-            <w:proofErr w:type="gramStart"/>
-            <w:r>
-              <w:rPr>
-                <w:lang w:val="de-CH"/>
-              </w:rPr>
-              <w:t>Hoch</w:t>
-            </w:r>
-            <w:proofErr w:type="gramEnd"/>
+              <w:t xml:space="preserve"> Sehr Hoch</w:t>
+            </w:r>
           </w:p>
         </w:tc>
       </w:tr>
@@ -1244,7 +1118,6 @@
               <w:rPr>
                 <w:lang w:val="de-CH"/>
               </w:rPr>
-              <w:lastRenderedPageBreak/>
               <w:t>3h</w:t>
             </w:r>
           </w:p>
@@ -1359,16 +1232,8 @@
               <w:rPr>
                 <w:lang w:val="de-CH"/>
               </w:rPr>
-              <w:t xml:space="preserve"> Sehr </w:t>
-            </w:r>
-            <w:proofErr w:type="gramStart"/>
-            <w:r>
-              <w:rPr>
-                <w:lang w:val="de-CH"/>
-              </w:rPr>
-              <w:t>Hoch</w:t>
-            </w:r>
-            <w:proofErr w:type="gramEnd"/>
+              <w:t xml:space="preserve"> Sehr Hoch</w:t>
+            </w:r>
           </w:p>
         </w:tc>
       </w:tr>
@@ -1400,6 +1265,7 @@
               <w:rPr>
                 <w:lang w:val="de-CH"/>
               </w:rPr>
+              <w:lastRenderedPageBreak/>
               <w:t>3h</w:t>
             </w:r>
           </w:p>
@@ -1840,14 +1706,12 @@
                 <w:lang w:val="de-CH"/>
               </w:rPr>
             </w:pPr>
-            <w:proofErr w:type="spellStart"/>
             <w:r>
               <w:rPr>
                 <w:lang w:val="de-CH"/>
               </w:rPr>
               <w:t>Balancing</w:t>
             </w:r>
-            <w:proofErr w:type="spellEnd"/>
           </w:p>
         </w:tc>
         <w:tc>
@@ -1915,16 +1779,8 @@
               <w:rPr>
                 <w:lang w:val="de-CH"/>
               </w:rPr>
-              <w:t xml:space="preserve"> </w:t>
-            </w:r>
-            <w:proofErr w:type="gramStart"/>
-            <w:r>
-              <w:rPr>
-                <w:lang w:val="de-CH"/>
-              </w:rPr>
-              <w:t>Niedrig</w:t>
-            </w:r>
-            <w:proofErr w:type="gramEnd"/>
+              <w:t xml:space="preserve"> Niedrig</w:t>
+            </w:r>
           </w:p>
         </w:tc>
       </w:tr>
@@ -3042,6 +2898,7 @@
   <w:style w:type="character" w:default="1" w:styleId="Absatz-Standardschriftart">
     <w:name w:val="Default Paragraph Font"/>
     <w:uiPriority w:val="1"/>
+    <w:semiHidden/>
     <w:unhideWhenUsed/>
   </w:style>
   <w:style w:type="table" w:default="1" w:styleId="NormaleTabelle">
